--- a/job-search/resumes/11_General_Dynamics_SNOW_Data_Analyst_TS_SCI_w_Poly.docx
+++ b/job-search/resumes/11_General_Dynamics_SNOW_Data_Analyst_TS_SCI_w_Poly.docx
@@ -56,7 +56,7 @@
     </w:p>
     <w:p>
       <w:pPr>
-        <w:spacing w:after="60" w:before="160" w:line="240" w:lineRule="auto"/>
+        <w:spacing w:after="60" w:before="140" w:line="240" w:lineRule="auto"/>
         <w:pBdr>
           <w:bottom w:val="single" w:sz="6" w:space="2" w:color="BFBFBF"/>
         </w:pBdr>
@@ -84,12 +84,12 @@
           <w:i w:val="0"/>
           <w:sz w:val="20"/>
         </w:rPr>
-        <w:t>Data analyst with 6+ years turning complex, high-volume enterprise datasets into decisions, owning the work end to end from extraction and modelling through dashboards and executive reporting. Advanced SQL and Python, Power BI and Tableau, with a track record of dashboards that cut reporting time and KPI frameworks leadership actually uses. Forecast accuracy improved 25% at Bath &amp; Body Works and 20% at GSK through statistical modelling and structured performance review. Managed pharmaceutical master data across 1,000+ SKUs and built the reporting that flagged supply and inventory risk in real time. M.S. Information Systems; B.E. Industrial Engineering.</w:t>
+        <w:t>Analyst with 6+ years applying forecasting, regression and statistical modeling to large operational datasets, with measurable and repeatable accuracy gains. Forecast accuracy improved 25% at Bath &amp; Body Works and 20% at GSK through statistical modeling and structured performance review. Advanced SQL and Python with Power BI and Tableau — dashboards that cut reporting time 30% and KPI frameworks presented monthly to senior leadership. Python and SQL pipelines released through CI/CD practices, plus Informatica ETL standards that keep data flows consistent and auditable.</w:t>
       </w:r>
     </w:p>
     <w:p>
       <w:pPr>
-        <w:spacing w:after="60" w:before="160" w:line="240" w:lineRule="auto"/>
+        <w:spacing w:after="60" w:before="140" w:line="240" w:lineRule="auto"/>
         <w:pBdr>
           <w:bottom w:val="single" w:sz="6" w:space="2" w:color="BFBFBF"/>
         </w:pBdr>
@@ -117,12 +117,12 @@
           <w:i w:val="0"/>
           <w:sz w:val="19"/>
         </w:rPr>
-        <w:t>SQL &amp; Python Analysis  ·  Power BI &amp; Tableau Dashboards  ·  KPI Design &amp; Executive Reporting  ·  Ad-hoc &amp; Self-Service Reporting  ·  Forecasting &amp; Predictive Modeling  ·  Statistical Analysis &amp; Regression  ·  Capacity &amp; Scenario Modeling  ·  Healthcare &amp; Pharmaceutical Data  ·  Cross-Functional Collaboration  ·  Requirements Elicitation &amp; Documentation  ·  User Stories &amp; Acceptance Criteria  ·  UAT &amp; Business Acceptance Testing</w:t>
+        <w:t>root cause analysis  ·  dashboards  ·  operational &amp; executive reporting  ·  data modeling  ·  cloud platforms (AWS/Azure/GCP)  ·  cross-functional collaboration  ·  healthcare data  ·  SQL &amp; Python analysis  ·  Power BI &amp; Tableau dashboards  ·  KPI design &amp; executive reporting  ·  ETL &amp; data pipeline development  ·  requirements gathering</w:t>
       </w:r>
     </w:p>
     <w:p>
       <w:pPr>
-        <w:spacing w:after="60" w:before="160" w:line="240" w:lineRule="auto"/>
+        <w:spacing w:after="60" w:before="140" w:line="240" w:lineRule="auto"/>
         <w:pBdr>
           <w:bottom w:val="single" w:sz="6" w:space="2" w:color="BFBFBF"/>
         </w:pBdr>
@@ -149,14 +149,14 @@
           <w:b/>
           <w:sz w:val="20"/>
         </w:rPr>
-        <w:t xml:space="preserve">Analytics &amp; Querying: </w:t>
+        <w:t xml:space="preserve">Analytics &amp; Modeling: </w:t>
       </w:r>
       <w:r>
         <w:rPr>
           <w:rFonts w:ascii="Calibri" w:hAnsi="Calibri"/>
           <w:sz w:val="20"/>
         </w:rPr>
-        <w:t>SQL (advanced), Python (Pandas, NumPy, Scikit-learn), Excel (advanced), SAS, VBA, PowerShell</w:t>
+        <w:t>root cause analysis, forecasting, statistical analysis</w:t>
       </w:r>
     </w:p>
     <w:p>
@@ -176,27 +176,7 @@
           <w:rFonts w:ascii="Calibri" w:hAnsi="Calibri"/>
           <w:sz w:val="20"/>
         </w:rPr>
-        <w:t>Power BI (DAX, Power Query), Tableau, SSRS, executive dashboards, KPI scorecards</w:t>
-      </w:r>
-    </w:p>
-    <w:p>
-      <w:pPr>
-        <w:spacing w:after="20" w:before="0" w:line="240" w:lineRule="auto"/>
-      </w:pPr>
-      <w:r>
-        <w:rPr>
-          <w:rFonts w:ascii="Calibri" w:hAnsi="Calibri"/>
-          <w:b/>
-          <w:sz w:val="20"/>
-        </w:rPr>
-        <w:t xml:space="preserve">Modeling &amp; Planning: </w:t>
-      </w:r>
-      <w:r>
-        <w:rPr>
-          <w:rFonts w:ascii="Calibri" w:hAnsi="Calibri"/>
-          <w:sz w:val="20"/>
-        </w:rPr>
-        <w:t>Forecasting, demand planning, regression, statistical analysis, capacity modeling, NLP</w:t>
+        <w:t>dashboards, operational &amp; executive reporting, Power BI (DAX, Power Query), Tableau, SSRS, KPI design &amp; monitoring</w:t>
       </w:r>
     </w:p>
     <w:p>
@@ -216,7 +196,7 @@
           <w:rFonts w:ascii="Calibri" w:hAnsi="Calibri"/>
           <w:sz w:val="20"/>
         </w:rPr>
-        <w:t>ETL pipeline development, Informatica, large-dataset cleaning &amp; processing, data modeling, database design, system integration</w:t>
+        <w:t>data modeling, cloud platforms (AWS/Azure/GCP), ETL pipeline development, Informatica, system &amp; data integration</w:t>
       </w:r>
     </w:p>
     <w:p>
@@ -229,14 +209,14 @@
           <w:b/>
           <w:sz w:val="20"/>
         </w:rPr>
-        <w:t xml:space="preserve">Business Analysis: </w:t>
+        <w:t xml:space="preserve">Delivery &amp; Tools: </w:t>
       </w:r>
       <w:r>
         <w:rPr>
           <w:rFonts w:ascii="Calibri" w:hAnsi="Calibri"/>
           <w:sz w:val="20"/>
         </w:rPr>
-        <w:t>Requirements elicitation, functional &amp; non-functional specs, user stories, acceptance criteria, process flows (Visio), current/future-state and gap analysis</w:t>
+        <w:t>cross-functional collaboration, Agile/Scrum, Waterfall, JIRA, Confluence, stakeholder management</w:t>
       </w:r>
     </w:p>
     <w:p>
@@ -249,19 +229,59 @@
           <w:b/>
           <w:sz w:val="20"/>
         </w:rPr>
-        <w:t xml:space="preserve">Testing &amp; Quality: </w:t>
+        <w:t xml:space="preserve">Domain Expertise: </w:t>
       </w:r>
       <w:r>
         <w:rPr>
           <w:rFonts w:ascii="Calibri" w:hAnsi="Calibri"/>
           <w:sz w:val="20"/>
         </w:rPr>
-        <w:t>Test scenarios &amp; test cases, test data preparation, QA partnership, defect triage, UAT and business acceptance</w:t>
+        <w:t>healthcare data</w:t>
       </w:r>
     </w:p>
     <w:p>
       <w:pPr>
-        <w:spacing w:after="60" w:before="160" w:line="240" w:lineRule="auto"/>
+        <w:spacing w:after="20" w:before="0" w:line="240" w:lineRule="auto"/>
+      </w:pPr>
+      <w:r>
+        <w:rPr>
+          <w:rFonts w:ascii="Calibri" w:hAnsi="Calibri"/>
+          <w:b/>
+          <w:sz w:val="20"/>
+        </w:rPr>
+        <w:t xml:space="preserve">Languages &amp; Querying: </w:t>
+      </w:r>
+      <w:r>
+        <w:rPr>
+          <w:rFonts w:ascii="Calibri" w:hAnsi="Calibri"/>
+          <w:sz w:val="20"/>
+        </w:rPr>
+        <w:t>SQL (advanced), Python (Pandas, NumPy, Scikit-learn), Excel (advanced), VBA</w:t>
+      </w:r>
+    </w:p>
+    <w:p>
+      <w:pPr>
+        <w:spacing w:after="20" w:before="0" w:line="240" w:lineRule="auto"/>
+      </w:pPr>
+      <w:r>
+        <w:rPr>
+          <w:rFonts w:ascii="Calibri" w:hAnsi="Calibri"/>
+          <w:b/>
+          <w:sz w:val="20"/>
+        </w:rPr>
+        <w:t xml:space="preserve">Enterprise Platforms: </w:t>
+      </w:r>
+      <w:r>
+        <w:rPr>
+          <w:rFonts w:ascii="Calibri" w:hAnsi="Calibri"/>
+          <w:sz w:val="20"/>
+        </w:rPr>
+        <w:t>SAP (SD, MM, CRM, PP, WLM), SQL Server, Snowflake</w:t>
+      </w:r>
+    </w:p>
+    <w:p>
+      <w:pPr>
+        <w:spacing w:after="60" w:before="140" w:line="240" w:lineRule="auto"/>
         <w:pBdr>
           <w:bottom w:val="single" w:sz="6" w:space="2" w:color="BFBFBF"/>
         </w:pBdr>
@@ -345,6 +365,20 @@
           <w:rFonts w:ascii="Calibri" w:hAnsi="Calibri"/>
           <w:sz w:val="20"/>
         </w:rPr>
+        <w:t>Build and automate Python and SQL data pipelines and reporting applications released through CI/CD practices on cloud infrastructure.</w:t>
+      </w:r>
+    </w:p>
+    <w:p>
+      <w:pPr>
+        <w:pStyle w:val="ListBullet"/>
+        <w:spacing w:after="40" w:before="0" w:line="240" w:lineRule="auto"/>
+        <w:ind w:left="259" w:hanging="187"/>
+      </w:pPr>
+      <w:r>
+        <w:rPr>
+          <w:rFonts w:ascii="Calibri" w:hAnsi="Calibri"/>
+          <w:sz w:val="20"/>
+        </w:rPr>
         <w:t>Lead a monthly executive reporting cadence, presenting dashboard-driven insight on performance, risks and trends to align senior leadership on priorities.</w:t>
       </w:r>
     </w:p>
@@ -387,7 +421,7 @@
           <w:rFonts w:ascii="Calibri" w:hAnsi="Calibri"/>
           <w:sz w:val="20"/>
         </w:rPr>
-        <w:t>Partnered with product and operations teams to turn analysis into process improvements, contributing to a $10,000 monthly labor cost reduction.</w:t>
+        <w:t>Execute SQL against backend databases for extraction, validation and reconciliation, confirming delivered data matches documented requirements before release.</w:t>
       </w:r>
     </w:p>
     <w:p>
@@ -401,21 +435,7 @@
           <w:rFonts w:ascii="Calibri" w:hAnsi="Calibri"/>
           <w:sz w:val="20"/>
         </w:rPr>
-        <w:t>Build and automate Python and SQL data pipelines and reporting applications released through CI/CD practices on cloud infrastructure.</w:t>
-      </w:r>
-    </w:p>
-    <w:p>
-      <w:pPr>
-        <w:pStyle w:val="ListBullet"/>
-        <w:spacing w:after="40" w:before="0" w:line="240" w:lineRule="auto"/>
-        <w:ind w:left="259" w:hanging="187"/>
-      </w:pPr>
-      <w:r>
-        <w:rPr>
-          <w:rFonts w:ascii="Calibri" w:hAnsi="Calibri"/>
-          <w:sz w:val="20"/>
-        </w:rPr>
-        <w:t>Execute SQL against backend databases for extraction, validation and reconciliation, confirming delivered data matches documented requirements before release.</w:t>
+        <w:t>Partnered with product and operations teams to turn analysis into process improvements, contributing to a $10,000 monthly labor cost reduction.</w:t>
       </w:r>
     </w:p>
     <w:p>
@@ -471,6 +491,20 @@
           <w:rFonts w:ascii="Calibri" w:hAnsi="Calibri"/>
           <w:sz w:val="20"/>
         </w:rPr>
+        <w:t>Integrated SSRS with SQL Server and Excel to automate reporting pipelines, eliminating manual reporting effort and improving data accessibility for business and IT teams.</w:t>
+      </w:r>
+    </w:p>
+    <w:p>
+      <w:pPr>
+        <w:pStyle w:val="ListBullet"/>
+        <w:spacing w:after="40" w:before="0" w:line="240" w:lineRule="auto"/>
+        <w:ind w:left="259" w:hanging="187"/>
+      </w:pPr>
+      <w:r>
+        <w:rPr>
+          <w:rFonts w:ascii="Calibri" w:hAnsi="Calibri"/>
+          <w:sz w:val="20"/>
+        </w:rPr>
         <w:t>Managed and analyzed data for 1,000+ pharmaceutical SKUs across East and West Africa, building reporting infrastructure to monitor supply-demand balance and flag inventory risk in real time.</w:t>
       </w:r>
     </w:p>
@@ -499,7 +533,21 @@
           <w:rFonts w:ascii="Calibri" w:hAnsi="Calibri"/>
           <w:sz w:val="20"/>
         </w:rPr>
-        <w:t>Integrated SSRS with SQL Server and Excel to automate reporting pipelines, eliminating manual reporting effort and improving data accessibility for business and IT teams.</w:t>
+        <w:t>Established a standardized Informatica ETL operating procedure for product data ingestion into SAP, creating consistent, auditable and lineage-traceable data flows across business functions.</w:t>
+      </w:r>
+    </w:p>
+    <w:p>
+      <w:pPr>
+        <w:pStyle w:val="ListBullet"/>
+        <w:spacing w:after="40" w:before="0" w:line="240" w:lineRule="auto"/>
+        <w:ind w:left="259" w:hanging="187"/>
+      </w:pPr>
+      <w:r>
+        <w:rPr>
+          <w:rFonts w:ascii="Calibri" w:hAnsi="Calibri"/>
+          <w:sz w:val="20"/>
+        </w:rPr>
+        <w:t>Led migration of manual data processes into SAP, applying master data management and validation controls to achieve 100% data integrity and cut data entry errors 40%.</w:t>
       </w:r>
     </w:p>
     <w:p>
@@ -518,35 +566,7 @@
     </w:p>
     <w:p>
       <w:pPr>
-        <w:pStyle w:val="ListBullet"/>
-        <w:spacing w:after="40" w:before="0" w:line="240" w:lineRule="auto"/>
-        <w:ind w:left="259" w:hanging="187"/>
-      </w:pPr>
-      <w:r>
-        <w:rPr>
-          <w:rFonts w:ascii="Calibri" w:hAnsi="Calibri"/>
-          <w:sz w:val="20"/>
-        </w:rPr>
-        <w:t>Coordinated data collection across markets, updating collection tools and processes to yield statistically reliable and informative data for program assessment.</w:t>
-      </w:r>
-    </w:p>
-    <w:p>
-      <w:pPr>
-        <w:pStyle w:val="ListBullet"/>
-        <w:spacing w:after="40" w:before="0" w:line="240" w:lineRule="auto"/>
-        <w:ind w:left="259" w:hanging="187"/>
-      </w:pPr>
-      <w:r>
-        <w:rPr>
-          <w:rFonts w:ascii="Calibri" w:hAnsi="Calibri"/>
-          <w:sz w:val="20"/>
-        </w:rPr>
-        <w:t>Delivered capacity planning and rough-cut capacity models supporting production and distribution planning, contributing to a 15% improvement in profit margins.</w:t>
-      </w:r>
-    </w:p>
-    <w:p>
-      <w:pPr>
-        <w:spacing w:after="60" w:before="160" w:line="240" w:lineRule="auto"/>
+        <w:spacing w:after="60" w:before="140" w:line="240" w:lineRule="auto"/>
         <w:pBdr>
           <w:bottom w:val="single" w:sz="6" w:space="2" w:color="BFBFBF"/>
         </w:pBdr>
@@ -621,7 +641,7 @@
     </w:p>
     <w:sectPr>
       <w:pgSz w:w="12240" w:h="15840"/>
-      <w:pgMar w:top="720" w:right="936" w:bottom="720" w:left="936" w:header="720" w:footer="720" w:gutter="0"/>
+      <w:pgMar w:top="720" w:right="864" w:bottom="720" w:left="864" w:header="720" w:footer="720" w:gutter="0"/>
       <w:cols w:space="720"/>
       <w:docGrid w:linePitch="360"/>
     </w:sectPr>
